--- a/applications/Hamza_Ouriour_Cover_Letter_Collins_StructuralCoop_Jamestown.docx
+++ b/applications/Hamza_Ouriour_Cover_Letter_Collins_StructuralCoop_Jamestown.docx
@@ -132,19 +132,6 @@
           <w:szCs w:val="22"/>
         </w:rPr>
         <w:t xml:space="preserve">At NASA Johnson Space Center I built and integrated hardware for the Lunar Terrain Vehicle Ground Test Unit. I managed procurement, revision cycles, and component assembly across more than six subsystems and kept configuration records traceable. I am certified in SolidWorks (CSWA) and Siemens NX. I have completed Mechanics of Materials and Dynamics, and my Mars rover concept work included material trades under a strict mass limit.</w:t>
-      </w:r>
-    </w:p>
-    <w:p>
-      <w:pPr>
-        <w:spacing w:after="180"/>
-      </w:pPr>
-      <w:r>
-        <w:rPr>
-          <w:rFonts w:ascii="Calibri" w:cs="Calibri" w:eastAsia="Calibri" w:hAnsi="Calibri"/>
-          <w:sz w:val="22"/>
-          <w:szCs w:val="22"/>
-        </w:rPr>
-        <w:t xml:space="preserve">On a NASA L'SPACE Mars rover mission concept I worked on the systems engineering, including subsystem interfaces, material trades, and verification planning under a 45 kg mass limit.</w:t>
       </w:r>
     </w:p>
     <w:p>
